--- a/Collatio/11/1. Textos/1. Marcados/11-F.docx
+++ b/Collatio/11/1. Textos/1. Marcados/11-F.docx
@@ -3,143 +3,52 @@
 <w:document xmlns:wpc="http://schemas.microsoft.com/office/word/2010/wordprocessingCanvas" xmlns:cx="http://schemas.microsoft.com/office/drawing/2014/chartex" xmlns:cx1="http://schemas.microsoft.com/office/drawing/2015/9/8/chartex" xmlns:cx2="http://schemas.microsoft.com/office/drawing/2015/10/21/chartex" xmlns:cx3="http://schemas.microsoft.com/office/drawing/2016/5/9/chartex" xmlns:cx4="http://schemas.microsoft.com/office/drawing/2016/5/10/chartex" xmlns:cx5="http://schemas.microsoft.com/office/drawing/2016/5/11/chartex" xmlns:cx6="http://schemas.microsoft.com/office/drawing/2016/5/12/chartex" xmlns:cx7="http://schemas.microsoft.com/office/drawing/2016/5/13/chartex" xmlns:cx8="http://schemas.microsoft.com/office/drawing/2016/5/14/chartex" xmlns:mc="http://schemas.openxmlformats.org/markup-compatibility/2006" xmlns:aink="http://schemas.microsoft.com/office/drawing/2016/ink" xmlns:am3d="http://schemas.microsoft.com/office/drawing/2017/model3d" xmlns:o="urn:schemas-microsoft-com:office:office" xmlns:oel="http://schemas.microsoft.com/office/2019/extlst" xmlns:r="http://schemas.openxmlformats.org/officeDocument/2006/relationships" xmlns:m="http://schemas.openxmlformats.org/officeDocument/2006/math" xmlns:v="urn:schemas-microsoft-com:vml" xmlns:wp14="http://schemas.microsoft.com/office/word/2010/wordprocessingDrawing" xmlns:wp="http://schemas.openxmlformats.org/drawingml/2006/wordprocessingDrawing" xmlns:w10="urn:schemas-microsoft-com:office:word" xmlns:w="http://schemas.openxmlformats.org/wordprocessingml/2006/main" xmlns:w14="http://schemas.microsoft.com/office/word/2010/wordml" xmlns:w15="http://schemas.microsoft.com/office/word/2012/wordml" xmlns:w16cex="http://schemas.microsoft.com/office/word/2018/wordml/cex" xmlns:w16cid="http://schemas.microsoft.com/office/word/2016/wordml/cid" xmlns:w16="http://schemas.microsoft.com/office/word/2018/wordml" xmlns:w16du="http://schemas.microsoft.com/office/word/2023/wordml/word16du" xmlns:w16sdtdh="http://schemas.microsoft.com/office/word/2020/wordml/sdtdatahash" xmlns:w16sdtfl="http://schemas.microsoft.com/office/word/2024/wordml/sdtformatlock" xmlns:w16se="http://schemas.microsoft.com/office/word/2015/wordml/symex" xmlns:wpg="http://schemas.microsoft.com/office/word/2010/wordprocessingGroup" xmlns:wpi="http://schemas.microsoft.com/office/word/2010/wordprocessingInk" xmlns:wne="http://schemas.microsoft.com/office/word/2006/wordml" xmlns:wps="http://schemas.microsoft.com/office/word/2010/wordprocessingShape" mc:Ignorable="w14 w15 w16se w16cid w16 w16cex w16sdtdh w16sdtfl w16du wp14">
   <w:body>
     <w:p>
+      <w:pPr>
+        <w:rPr>
+          <w:rFonts w:ascii="Brill" w:hAnsi="Brill"/>
+        </w:rPr>
+      </w:pPr>
       <w:r>
         <w:rPr>
+          <w:rFonts w:ascii="Brill" w:hAnsi="Brill"/>
           <w:color w:val="FF0000"/>
         </w:rPr>
         <w:t xml:space="preserve">43r </w:t>
       </w:r>
       <w:r>
+        <w:rPr>
+          <w:rFonts w:ascii="Brill" w:hAnsi="Brill"/>
+        </w:rPr>
         <w:t xml:space="preserve">Instabat Discipulus, Magister Domine, inquit, fac </w:t>
       </w:r>
       <w:r>
         <w:rPr>
+          <w:rFonts w:ascii="Brill" w:hAnsi="Brill"/>
           <w:color w:val="FF0000"/>
         </w:rPr>
         <w:t xml:space="preserve">43v </w:t>
       </w:r>
       <w:r>
+        <w:rPr>
+          <w:rFonts w:ascii="Brill" w:hAnsi="Brill"/>
+        </w:rPr>
+        <w:t>verbum aliquod de salutatione, qua Gabriel Angelus affatus est sanctissimam virginem qua verborum parte negotiatus in ea fuit spiritus incarnationem. Scio enim haud levem hac in re inquisitionem esse in magna pietatis disceptatione, qua de re nunc colloquimur. Quidam aiunt accidisse illis verbis spiritus sanctus super</w:t>
+      </w:r>
+      <w:r>
+        <w:rPr>
+          <w:rFonts w:ascii="Brill" w:hAnsi="Brill"/>
+        </w:rPr>
         <w:t>v</w:t>
       </w:r>
       <w:r>
-        <w:t>erbum aliquod de salutatione, qua Gabriel Angelus affatus est sanctissimam</w:t>
+        <w:rPr>
+          <w:rFonts w:ascii="Brill" w:hAnsi="Brill"/>
+        </w:rPr>
+        <w:t xml:space="preserve">eniet in te, et virtus altissimi obumbrabit tibi. Rursus alii in initio collucutionis ubi dicitur Ave Maria gratia plena Dominus tecum. Ideo rogavi qua horum verborum frusto evenit. Ad haec Magister. voluntas divina fuit, ut omnem suam legationem absolveret Angelus atque absoluto nuntio, expectare voluit responsum Virginis et quidem si ante absolutam legationem fieret conceptus non esset, cur Angelus ultra procederet. Verum Angelus omne suum nuntium a Deo destinatum detulerat, et penitus prorsus absolvendum erat, et tunc illa respondit: ecce ancilla Dei fiat mihi secundum verbum tuum e vestigio, eo momento </w:t>
       </w:r>
       <w:r>
-        <w:t xml:space="preserve"> vi</w:t>
-      </w:r>
-      <w:r>
-        <w:t>rginem qua</w:t>
-      </w:r>
-      <w:r>
-        <w:t xml:space="preserve"> ve</w:t>
-      </w:r>
-      <w:r>
-        <w:t>rborum parte negotiatus in ea fuit spiritus incarnationem. Scio enim haud l</w:t>
-      </w:r>
-      <w:r>
-        <w:t>eve</w:t>
-      </w:r>
-      <w:r>
-        <w:t>m hac in re inquisitionem esse in magna pietatis disceptatione, qua de re nunc colloquimur. Quidam aiunt accidisse illis</w:t>
-      </w:r>
-      <w:r>
-        <w:t xml:space="preserve"> ve</w:t>
-      </w:r>
-      <w:r>
-        <w:t>rbis spiritus sanctus super</w:t>
-      </w:r>
-      <w:r>
-        <w:t>v</w:t>
-      </w:r>
-      <w:r>
-        <w:t>eniet in te, et</w:t>
-      </w:r>
-      <w:r>
-        <w:t xml:space="preserve"> vi</w:t>
-      </w:r>
-      <w:r>
-        <w:t xml:space="preserve">rtus altissimi obumbrabit tibi. Rursus alii in initio collucutionis ubi dicitur </w:t>
-      </w:r>
-      <w:r>
-        <w:t>Ave</w:t>
-      </w:r>
-      <w:r>
-        <w:t xml:space="preserve"> Maria gratia plena Dominus tecum. Ideo rog</w:t>
-      </w:r>
-      <w:r>
-        <w:t>avi</w:t>
-      </w:r>
-      <w:r>
-        <w:t xml:space="preserve"> qua horum</w:t>
-      </w:r>
-      <w:r>
-        <w:t xml:space="preserve"> ve</w:t>
-      </w:r>
-      <w:r>
-        <w:t xml:space="preserve">rborum frusto </w:t>
-      </w:r>
-      <w:r>
-        <w:t>eve</w:t>
-      </w:r>
-      <w:r>
-        <w:t xml:space="preserve">nit. Ad haec Magister. </w:t>
-      </w:r>
-      <w:r>
-        <w:t>vol</w:t>
-      </w:r>
-      <w:r>
-        <w:t>untas d</w:t>
-      </w:r>
-      <w:r>
-        <w:t>ivi</w:t>
-      </w:r>
-      <w:r>
-        <w:t>na fuit, ut omnem suam legationem abso</w:t>
-      </w:r>
-      <w:r>
-        <w:t>lve</w:t>
-      </w:r>
-      <w:r>
-        <w:t xml:space="preserve">ret Angelus atque absoluto nuntio, expectare </w:t>
-      </w:r>
-      <w:r>
-        <w:t>v</w:t>
-      </w:r>
-      <w:r>
-        <w:t xml:space="preserve">oluit responsum </w:t>
-      </w:r>
-      <w:r>
-        <w:t>V</w:t>
-      </w:r>
-      <w:r>
-        <w:t>irginis et quidem si ante absolutam legationem fieret conceptus non esset, cur Angelus ultra procederet.</w:t>
-      </w:r>
-      <w:r>
-        <w:t xml:space="preserve"> Ve</w:t>
-      </w:r>
-      <w:r>
-        <w:t>rum Angelus omne suum nuntium a Deo destinatum detulerat, et penitus prorsus abso</w:t>
-      </w:r>
-      <w:r>
-        <w:t>lve</w:t>
-      </w:r>
-      <w:r>
-        <w:t>ndum erat, et tunc illa respondit: ecce ancilla Dei fiat mihi secundum</w:t>
-      </w:r>
-      <w:r>
-        <w:t xml:space="preserve"> ve</w:t>
-      </w:r>
-      <w:r>
-        <w:t>rbum tuum e</w:t>
-      </w:r>
-      <w:r>
-        <w:t xml:space="preserve"> ve</w:t>
-      </w:r>
-      <w:r>
-        <w:t xml:space="preserve">stigio, eo momento </w:t>
-      </w:r>
-      <w:r>
-        <w:rPr>
+        <w:rPr>
+          <w:rFonts w:ascii="Brill" w:hAnsi="Brill"/>
           <w:i/>
           <w:iCs/>
           <w:strike/>
@@ -148,25 +57,27 @@
         <w:t>Iesus Christo</w:t>
       </w:r>
       <w:r>
+        <w:rPr>
+          <w:rFonts w:ascii="Brill" w:hAnsi="Brill"/>
+        </w:rPr>
         <w:t xml:space="preserve"> </w:t>
       </w:r>
       <w:r>
         <w:rPr>
+          <w:rFonts w:ascii="Brill" w:hAnsi="Brill"/>
           <w:color w:val="00B0F0"/>
         </w:rPr>
         <w:t>filius Dei</w:t>
       </w:r>
       <w:r>
-        <w:t xml:space="preserve"> carnem in illa induit. Etenim hoc responso n</w:t>
+        <w:rPr>
+          <w:rFonts w:ascii="Brill" w:hAnsi="Brill"/>
+        </w:rPr>
+        <w:t xml:space="preserve"> carnem in illa induit. Etenim hoc responso novit Deus quae in Maria fuissent, et primum profundam humilitatem: cuius eximium specimen </w:t>
       </w:r>
       <w:r>
-        <w:t>ovi</w:t>
-      </w:r>
-      <w:r>
-        <w:t xml:space="preserve">t Deus quae in Maria fuissent, et primum profundam humilitatem: cuius eximium specimen </w:t>
-      </w:r>
-      <w:r>
-        <w:rPr>
+        <w:rPr>
+          <w:rFonts w:ascii="Brill" w:hAnsi="Brill"/>
           <w:i/>
           <w:iCs/>
           <w:strike/>
@@ -175,10 +86,14 @@
         <w:t>ad</w:t>
       </w:r>
       <w:r>
+        <w:rPr>
+          <w:rFonts w:ascii="Brill" w:hAnsi="Brill"/>
+        </w:rPr>
         <w:t xml:space="preserve">dedit, </w:t>
       </w:r>
       <w:r>
         <w:rPr>
+          <w:rFonts w:ascii="Brill" w:hAnsi="Brill"/>
           <w:i/>
           <w:iCs/>
           <w:strike/>
@@ -187,79 +102,10 @@
         <w:t>nempe humillimam fore</w:t>
       </w:r>
       <w:r>
-        <w:t xml:space="preserve"> cum ancillam se nuncup</w:t>
-      </w:r>
-      <w:r>
-        <w:t>avi</w:t>
-      </w:r>
-      <w:r>
-        <w:t>t. Post humilitatem</w:t>
-      </w:r>
-      <w:r>
-        <w:t xml:space="preserve"> ve</w:t>
-      </w:r>
-      <w:r>
-        <w:t>ro consensus successit legationi Angelicae, cum respondit, ut fieret illi iuxta eius</w:t>
-      </w:r>
-      <w:r>
-        <w:t xml:space="preserve"> ve</w:t>
-      </w:r>
-      <w:r>
-        <w:t>rbum. Ab hoc connubio, in quo</w:t>
-      </w:r>
-      <w:r>
-        <w:t xml:space="preserve"> vi</w:t>
-      </w:r>
-      <w:r>
-        <w:t>rgo consentit similis ritus celebris in nostra Christianorum obseruantia iuxta sanctos Patres, qui illam ornarunt, atque pridem in lege</w:t>
-      </w:r>
-      <w:r>
-        <w:t xml:space="preserve"> ve</w:t>
-      </w:r>
-      <w:r>
-        <w:t>teri etiam. omnes enim nuptiae, quae contrahuntur;</w:t>
-      </w:r>
-      <w:r>
-        <w:t xml:space="preserve"> vi</w:t>
-      </w:r>
-      <w:r>
-        <w:t>ri et feminae consensu sunt ratae, et qu</w:t>
-      </w:r>
-      <w:r>
-        <w:t>ovi</w:t>
-      </w:r>
-      <w:r>
-        <w:t>s renuente irritae prorsus ac proinde est, ac si</w:t>
-      </w:r>
-      <w:r>
-        <w:t xml:space="preserve"> vi</w:t>
-      </w:r>
-      <w:r>
-        <w:t xml:space="preserve"> adigerentur; nullo enim pacto celebrari debent absque utriusque </w:t>
-      </w:r>
-      <w:r>
-        <w:t>vol</w:t>
-      </w:r>
-      <w:r>
-        <w:t xml:space="preserve">untate quae cordicitus id oppido appetat. In </w:t>
-      </w:r>
-      <w:r>
-        <w:t>eva</w:t>
-      </w:r>
-      <w:r>
-        <w:t>ngelio dicitur, ubi duo</w:t>
-      </w:r>
-      <w:r>
-        <w:t xml:space="preserve"> ve</w:t>
-      </w:r>
-      <w:r>
-        <w:t>l tres copulati fuerint in meo nomine in medio</w:t>
-      </w:r>
-      <w:r>
-        <w:t xml:space="preserve"> ve</w:t>
-      </w:r>
-      <w:r>
-        <w:t>stri ero.</w:t>
+        <w:rPr>
+          <w:rFonts w:ascii="Brill" w:hAnsi="Brill"/>
+        </w:rPr>
+        <w:t xml:space="preserve"> cum ancillam se nuncupavit. Post humilitatem vero consensus successit legationi Angelicae, cum respondit, ut fieret illi iuxta eius verbum. Ab hoc connubio, in quo virgo consentit similis ritus celebris in nostra Christianorum obseruantia iuxta sanctos Patres, qui illam ornarunt, atque pridem in lege veteri etiam. omnes enim nuptiae, quae contrahuntur; viri et feminae consensu sunt ratae, et quovis renuente irritae prorsus ac proinde est, ac si vi adigerentur; nullo enim pacto celebrari debent absque utriusque voluntate quae cordicitus id oppido appetat. In evangelio dicitur, ubi duo vel tres copulati fuerint in meo nomine in medio vestri ero.</w:t>
       </w:r>
     </w:p>
     <w:sectPr>
